--- a/public/document.docx
+++ b/public/document.docx
@@ -62,16 +62,7 @@
           <w:szCs w:val="22"/>
           <w:lang w:val="en-IN"/>
         </w:rPr>
-        <w:t>{anr}/</w:t>
-      </w:r>
-      <w:r>
-        <w:rPr>
-          <w:rFonts w:cs="Bookman Old Style" w:ascii="Bookman Old Style" w:hAnsi="Bookman Old Style"/>
-          <w:sz w:val="22"/>
-          <w:szCs w:val="22"/>
-          <w:lang w:val="en-IN"/>
-        </w:rPr>
-        <w:t>{anr_year}</w:t>
+        <w:t>{anr}/{anr_year}</w:t>
       </w:r>
     </w:p>
     <w:p>
@@ -263,7 +254,16 @@
           <w:szCs w:val="22"/>
           <w:lang w:val="en-IN"/>
         </w:rPr>
-        <w:t>{diary}</w:t>
+        <w:t>{diary}/</w:t>
+      </w:r>
+      <w:r>
+        <w:rPr>
+          <w:rFonts w:cs="Bookman Old Style" w:ascii="Bookman Old Style" w:hAnsi="Bookman Old Style"/>
+          <w:sz w:val="22"/>
+          <w:szCs w:val="22"/>
+          <w:lang w:val="en-IN"/>
+        </w:rPr>
+        <w:t>{diary_reg_year}</w:t>
       </w:r>
       <w:r>
         <w:rPr>

--- a/public/document.docx
+++ b/public/document.docx
@@ -9,6 +9,7 @@
           <w:tab w:val="clear" w:pos="720"/>
           <w:tab w:val="left" w:pos="965" w:leader="none"/>
         </w:tabs>
+        <w:jc w:val="both"/>
         <w:rPr>
           <w:rFonts w:ascii="Bookman Old Style" w:hAnsi="Bookman Old Style" w:cs="Bookman Old Style"/>
           <w:sz w:val="22"/>
@@ -21,10 +22,44 @@
           <w:sz w:val="22"/>
           <w:szCs w:val="22"/>
         </w:rPr>
-        <w:t xml:space="preserve">F-{file_no}/SCMC/{file_year}                                 </w:t>
+        <w:t>F-</w:t>
+      </w:r>
+      <w:r>
+        <w:rPr>
+          <w:rFonts w:cs="Bookman Old Style" w:ascii="Bookman Old Style" w:hAnsi="Bookman Old Style"/>
+          <w:sz w:val="22"/>
+          <w:szCs w:val="22"/>
+        </w:rPr>
+        <w:t>{file_no}</w:t>
+      </w:r>
+      <w:r>
+        <w:rPr>
+          <w:rFonts w:cs="Bookman Old Style" w:ascii="Bookman Old Style" w:hAnsi="Bookman Old Style"/>
+          <w:sz w:val="22"/>
+          <w:szCs w:val="22"/>
+        </w:rPr>
+        <w:t>/SCMC/</w:t>
+      </w:r>
+      <w:r>
+        <w:rPr>
+          <w:rFonts w:cs="Bookman Old Style" w:ascii="Bookman Old Style" w:hAnsi="Bookman Old Style"/>
+          <w:sz w:val="22"/>
+          <w:szCs w:val="22"/>
+        </w:rPr>
+        <w:t>{file_year}</w:t>
+      </w:r>
+      <w:r>
+        <w:rPr>
+          <w:rFonts w:cs="Bookman Old Style" w:ascii="Bookman Old Style" w:hAnsi="Bookman Old Style"/>
+          <w:sz w:val="22"/>
+          <w:szCs w:val="22"/>
+        </w:rPr>
+        <w:t xml:space="preserve">                                 </w:t>
         <w:tab/>
         <w:t xml:space="preserve">   </w:t>
         <w:tab/>
+        <w:t xml:space="preserve">       </w:t>
+        <w:tab/>
         <w:t xml:space="preserve">       Date: </w:t>
       </w:r>
       <w:r>
@@ -254,16 +289,7 @@
           <w:szCs w:val="22"/>
           <w:lang w:val="en-IN"/>
         </w:rPr>
-        <w:t>{diary}/</w:t>
-      </w:r>
-      <w:r>
-        <w:rPr>
-          <w:rFonts w:cs="Bookman Old Style" w:ascii="Bookman Old Style" w:hAnsi="Bookman Old Style"/>
-          <w:sz w:val="22"/>
-          <w:szCs w:val="22"/>
-          <w:lang w:val="en-IN"/>
-        </w:rPr>
-        <w:t>{diary_reg_year}</w:t>
+        <w:t>{diary}/{diary_reg_year}</w:t>
       </w:r>
       <w:r>
         <w:rPr>
@@ -701,6 +727,7 @@
     <w:p>
       <w:pPr>
         <w:pStyle w:val="Normal"/>
+        <w:jc w:val="end"/>
         <w:rPr>
           <w:rFonts w:ascii="Bookman Old Style" w:hAnsi="Bookman Old Style" w:cs="Bookman Old Style"/>
           <w:sz w:val="22"/>
